--- a/Forecast/Talha_Yilmaz_Energy_Consumption_Forecasting_Report.docx
+++ b/Forecast/Talha_Yilmaz_Energy_Consumption_Forecasting_Report.docx
@@ -80,111 +80,15 @@
           <w:sz w:val="18"/>
           <w:szCs w:val="18"/>
         </w:rPr>
-        <w:t>yilmazta@mef.edu.tr</w:t>
-      </w:r>
-    </w:p>
-    <w:p>
-      <w:pPr>
-        <w:jc w:val="both"/>
-      </w:pPr>
-      <w:r>
-        <w:rPr>
-          <w:b/>
-          <w:bCs/>
-          <w:i/>
-          <w:iCs/>
-        </w:rPr>
-        <w:t>Abstract</w:t>
-      </w:r>
-      <w:r>
-        <w:rPr>
-          <w:b/>
-          <w:bCs/>
-        </w:rPr>
-        <w:t>—</w:t>
-      </w:r>
-      <w:r>
-        <w:t xml:space="preserve">Accurate short-term electricity load forecasting is a critical component for the efficient operation, planning, and economic dispatch of modern power grids. This project presents a comprehensive comparative analysis of time-series forecasting methodologies applied to hourly energy consumption data from the Dayton zone of the PJM Interconnection. Utilizing a robust dataset of approximately 121,000 chronological observations spanning from 2004 to 2018, this study benchmarks five distinct modeling paradigms: tree-based ensembles (Random Forest, </w:t>
-      </w:r>
-      <w:proofErr w:type="spellStart"/>
-      <w:r>
-        <w:t>XGBoost</w:t>
-      </w:r>
-      <w:proofErr w:type="spellEnd"/>
-      <w:r>
-        <w:t xml:space="preserve">, </w:t>
-      </w:r>
-      <w:proofErr w:type="spellStart"/>
-      <w:r>
-        <w:t>LightGBM</w:t>
-      </w:r>
-      <w:proofErr w:type="spellEnd"/>
-      <w:r>
-        <w:t>), statistical models (Facebook Prophet), and deep learning sequence models (Multivariate Long Short-Term Memory networks). To ensure strict generalizability and prevent look-ahead leakage, the methodology heavily emphasizes chronological data splitting, rolling temporal feature engineering, and time-series cross-validation. The experimental results demonstrate the overwhelming superiority of sequence modeling for this highly autoregressive domain. By implementing an optimized training protocol featuring extended epoch limits and robust early stopping mechanisms, the deep learning LSTM architecture emerged as the absolute best-performing model. It achieved unprecedented convergence, yielding a Root Mean Square Error (</w:t>
-      </w:r>
-      <w:r>
-        <w:rPr>
-          <w:i/>
-          <w:iCs/>
-        </w:rPr>
-        <w:t>RMSE</w:t>
-      </w:r>
-      <w:r>
-        <w:t>) of 24.63, a Mean Absolute Percentage Error (</w:t>
-      </w:r>
-      <w:r>
-        <w:rPr>
-          <w:i/>
-          <w:iCs/>
-        </w:rPr>
-        <w:t>MAPE</w:t>
-      </w:r>
-      <w:r>
-        <w:t xml:space="preserve">) of 0.83%, and an </w:t>
-      </w:r>
-      <w:r>
-        <w:rPr>
-          <w:i/>
-          <w:iCs/>
-        </w:rPr>
-        <w:t>R</w:t>
-      </w:r>
-      <w:r>
-        <w:t xml:space="preserve">² score of 0.9959. Among the tree-based algorithms, </w:t>
-      </w:r>
-      <w:proofErr w:type="spellStart"/>
-      <w:r>
-        <w:t>LightGBM</w:t>
-      </w:r>
-      <w:proofErr w:type="spellEnd"/>
-      <w:r>
-        <w:t xml:space="preserve"> demonstrated the highest efficiency and accuracy (</w:t>
-      </w:r>
-      <w:r>
-        <w:rPr>
-          <w:i/>
-          <w:iCs/>
-        </w:rPr>
-        <w:t>R</w:t>
-      </w:r>
-      <w:r>
-        <w:t>² = 0.9271), heavily leveraging engineered lag and rolling mean features. Conversely, the statistical Prophet model underperformed (</w:t>
-      </w:r>
-      <w:r>
-        <w:rPr>
-          <w:i/>
-          <w:iCs/>
-        </w:rPr>
-        <w:t>R</w:t>
-      </w:r>
-      <w:r>
-        <w:t>² = 0.5002), highlighting the limitations of pure calendar-effect modeling when dealing with high-frequency, autoregressive hourly load dynamics.</w:t>
-      </w:r>
-    </w:p>
-    <w:p>
-      <w:pPr>
-        <w:jc w:val="both"/>
-      </w:pPr>
+        <w:t>yilmazta@mef.edu.t</w:t>
+      </w:r>
+      <w:r>
+        <w:rPr>
+          <w:sz w:val="18"/>
+          <w:szCs w:val="18"/>
+        </w:rPr>
+        <w:t>r</w:t>
+      </w:r>
     </w:p>
     <w:p>
       <w:pPr>
@@ -212,10 +116,7 @@
         <w:jc w:val="both"/>
       </w:pPr>
       <w:r>
-        <w:t xml:space="preserve">This report presents a comprehensive comparative study of machine learning and deep learning methodologies applied to short-term electricity load forecasting using hourly energy consumption data from the PJM Dayton zone. The dataset spans over 14 years (October 2004 to August 2018) and contains approximately 121,000 observations, providing a high-volume foundation for advanced time-series analysis. The primary objective is to build, optimize, and rigorously benchmark five forecasting models: Random Forest, </w:t>
-      </w:r>
-      <w:r>
-        <w:t>XGBoost, LightGBM, Facebook Prophet, and a Multivariate Long Short-Term Memory (LSTM) neural network.</w:t>
+        <w:t>Accurate short-term electricity load forecasting is a critical component for the efficient operation, planning, and economic dispatch of modern power grids. As energy systems grow increasingly complex and the margin for forecasting error narrows, the ability to anticipate demand with high precision becomes essential for grid stability, cost minimization, and resource allocation. This project presents a comprehensive comparative analysis of time-series forecasting methodologies applied to hourly energy consumption data from the Dayton zone of the PJM Interconnection. The dataset spans over 14 years (October 2004 to August 2018), comprising approximately 121,000 chronological observations and providing a high-volume, real-world foundation for rigorous time-series modeling and benchmarking.</w:t>
       </w:r>
     </w:p>
     <w:p>
@@ -224,15 +125,31 @@
         <w:jc w:val="both"/>
       </w:pPr>
       <w:r>
-        <w:t xml:space="preserve">A rigorous preprocessing pipeline was applied, including chronological sorting, cyclical trigonometric feature encoding, autoregressive lag feature engineering (lag24, lag168), and rolling mean construction with strict look-ahead prevention via </w:t>
+        <w:t xml:space="preserve">Five distinct modeling paradigms are evaluated: tree-based ensembles (Random Forest, </w:t>
+      </w:r>
+      <w:proofErr w:type="spellStart"/>
+      <w:r>
+        <w:t>XGBoost</w:t>
+      </w:r>
+      <w:proofErr w:type="spellEnd"/>
+      <w:r>
+        <w:t xml:space="preserve">, </w:t>
+      </w:r>
+      <w:proofErr w:type="spellStart"/>
+      <w:r>
+        <w:t>LightGBM</w:t>
+      </w:r>
+      <w:proofErr w:type="spellEnd"/>
+      <w:r>
+        <w:t xml:space="preserve">), a classical statistical decomposition model (Facebook Prophet), and a Multivariate Long Short-Term Memory (LSTM) neural network. The methodology places heavy emphasis on experimental rigor. A comprehensive preprocessing pipeline was applied, including chronological sorting, cyclical trigonometric feature encoding for calendar variables, and autoregressive lag feature engineering capturing both daily (lag24) and weekly (lag168) periodicity. Rolling mean features were constructed with strict look-ahead prevention enforced via a shift operation. To ensure generalizability and eliminate data leakage, all models were evaluated on a </w:t>
       </w:r>
       <w:proofErr w:type="gramStart"/>
       <w:r>
-        <w:t>a .shift</w:t>
+        <w:t>70/15</w:t>
       </w:r>
       <w:proofErr w:type="gramEnd"/>
       <w:r>
-        <w:t xml:space="preserve">(1) operation. To prevent data leakage, all models were evaluated using a strict 70/15/15 chronological train-validation-test split, and tree-based hyperparameter tuning was performed exclusively with </w:t>
+        <w:t xml:space="preserve">/15 chronological train-validation-test split, and tree-based hyperparameter tuning was performed exclusively via </w:t>
       </w:r>
       <w:proofErr w:type="spellStart"/>
       <w:r>
@@ -240,7 +157,7 @@
       </w:r>
       <w:proofErr w:type="spellEnd"/>
       <w:r>
-        <w:t xml:space="preserve"> cross-validation.</w:t>
+        <w:t xml:space="preserve"> cross-validation — preserving the temporal ordering of observations throughout the entire experimental pipeline.</w:t>
       </w:r>
     </w:p>
     <w:p>
@@ -249,7 +166,26 @@
         <w:jc w:val="both"/>
       </w:pPr>
       <w:r>
-        <w:t>The experimental results reveal a clear three-tier performance hierarchy. The Multivariate LSTM emerged as the definitive best-performing model, achieving an R² of 0.9959, RMSE of 24.63 MW, and MAPE of 0.83%—an average forecasting error of less than 1% relative to actual grid load. Among tree-based approaches, LightGBM ranked highest (R² = 0.9271), followed closely by XGBoost (R² = 0.9238) and Random Forest (R² = 0.9168). The statistical Prophet model underperformed significantly (R² = 0.5002), confirming the inadequacy of purely additive seasonality models for high-frequency autoregressive energy data.</w:t>
+        <w:t xml:space="preserve">The experimental results reveal a clear three-tier performance hierarchy that reflects each model family's fundamental capacity to capture autoregressive temporal dynamics. The Multivariate LSTM emerged as the definitive best-performing model, benefiting from an optimized training protocol featuring extended epoch limits and robust early stopping mechanisms that ensured convergence without overfitting. It achieved an RMSE of 24.63 MW, a MAPE of </w:t>
+      </w:r>
+      <w:r>
+        <w:t xml:space="preserve">0.83%, and an R² of 0.9959 — representing a forecasting error of less than 1% relative to actual grid load, a level of accuracy with direct operational significance for energy dispatch and planning. Among tree-based approaches, </w:t>
+      </w:r>
+      <w:proofErr w:type="spellStart"/>
+      <w:r>
+        <w:t>LightGBM</w:t>
+      </w:r>
+      <w:proofErr w:type="spellEnd"/>
+      <w:r>
+        <w:t xml:space="preserve"> ranked highest (R² = 0.9271), followed closely by </w:t>
+      </w:r>
+      <w:proofErr w:type="spellStart"/>
+      <w:r>
+        <w:t>XGBoost</w:t>
+      </w:r>
+      <w:proofErr w:type="spellEnd"/>
+      <w:r>
+        <w:t xml:space="preserve"> (R² = 0.9238) and Random Forest (R² = 0.9168), with all three models heavily leveraging the engineered lag and rolling mean features to approximate sequential dependencies. The statistical Prophet model underperformed significantly (R² = 0.5002), confirming the inadequacy of purely additive seasonality decomposition when confronted with the high-frequency, strongly autoregressive nature of hourly electricity load data.</w:t>
       </w:r>
     </w:p>
     <w:p>
@@ -258,7 +194,210 @@
         <w:jc w:val="both"/>
       </w:pPr>
       <w:r>
-        <w:t>The findings underscore the transformative potential of sequence-aware deep learning for energy grid management. The LSTM’s sub-1% error rate directly translates to measurable reductions in energy waste and improved grid stability. Future research directions include integration of real-time weather data, multi-step (day-ahead) forecasting horizons, and hybrid CNN-LSTM architectures that combine the computational efficiency of gradient boosting with the sequential memory of recurrent networks.</w:t>
+        <w:t xml:space="preserve">Taken together, these findings demonstrate the overwhelming superiority of sequence-aware architectures for this domain and underscore the transformative potential of deep learning for modern energy grid management. </w:t>
+      </w:r>
+      <w:proofErr w:type="gramStart"/>
+      <w:r>
+        <w:t>The LSTM's</w:t>
+      </w:r>
+      <w:proofErr w:type="gramEnd"/>
+      <w:r>
+        <w:t xml:space="preserve"> sub-1% error rate translates directly to measurable reductions in energy waste, improved reserve planning, and enhanced grid stability. Future research directions include the integration of real-time exogenous weather data, extension to multi-step day-ahead forecasting horizons, and the development of hybrid CNN-LSTM architectures that seek to combine the computational efficiency and interpretability of gradient boosting methods with the long-range sequential memory of recurrent neural networks.</w:t>
+      </w:r>
+    </w:p>
+    <w:p>
+      <w:pPr>
+        <w:spacing w:after="120"/>
+        <w:jc w:val="center"/>
+      </w:pPr>
+      <w:r>
+        <w:t>II. Introduction</w:t>
+      </w:r>
+    </w:p>
+    <w:p>
+      <w:pPr>
+        <w:spacing w:after="120"/>
+        <w:jc w:val="both"/>
+        <w:rPr>
+          <w:vertAlign w:val="superscript"/>
+        </w:rPr>
+      </w:pPr>
+      <w:r>
+        <w:t>The stability and reliability of electrical power grids depend fundamentally on the precise matching of electricity generation with consumer demand in real-time. Because large-scale electrical energy storage remains economically and technologically constrained, Grid Operators and utility companies must accurately forecast load requirements to optimize resource allocation, schedule generator start-ups, and prevent catastrophic grid failures or costly over-generation. Consequently, short-term load forecasting (</w:t>
+      </w:r>
+      <w:proofErr w:type="gramStart"/>
+      <w:r>
+        <w:t>STLF)—</w:t>
+      </w:r>
+      <w:proofErr w:type="gramEnd"/>
+      <w:r>
+        <w:t>typically ranging from one hour to one week ahead—has become a heavily researched domain at the intersection of energy economics and data science.</w:t>
+      </w:r>
+      <w:r>
+        <w:rPr>
+          <w:vertAlign w:val="superscript"/>
+        </w:rPr>
+        <w:t>[1]</w:t>
+      </w:r>
+    </w:p>
+    <w:p>
+      <w:pPr>
+        <w:spacing w:after="120"/>
+        <w:jc w:val="both"/>
+      </w:pPr>
+      <w:r>
+        <w:t xml:space="preserve">Forecasting hourly energy consumption presents a unique set of challenges. The data is inherently nonlinear and exhibits complex, multi-layered </w:t>
+      </w:r>
+      <w:proofErr w:type="spellStart"/>
+      <w:r>
+        <w:t>seasonalities</w:t>
+      </w:r>
+      <w:proofErr w:type="spellEnd"/>
+      <w:r>
+        <w:t xml:space="preserve"> driven by daily human </w:t>
+      </w:r>
+      <w:r>
+        <w:lastRenderedPageBreak/>
+        <w:t>routines, weekly business cycles, and annual climatic shifts. Furthermore, energy load is highly autoregressive; the demand at any given hour is strongly correlated with the hours immediately preceding it, as well as the corresponding hour on previous days.</w:t>
+      </w:r>
+    </w:p>
+    <w:p>
+      <w:pPr>
+        <w:spacing w:after="120"/>
+        <w:jc w:val="both"/>
+      </w:pPr>
+      <w:r>
+        <w:t>This project investigates the efficacy of various machine learning and deep learning paradigms in capturing these complex temporal dynamics.</w:t>
+      </w:r>
+      <w:r>
+        <w:rPr>
+          <w:vertAlign w:val="superscript"/>
+        </w:rPr>
+        <w:t>[8]</w:t>
+      </w:r>
+      <w:r>
+        <w:t xml:space="preserve"> The primary objective is to build, optimize, and rigorously compare robust predictive models capable of one-hour-ahead load forecasting. The dataset under analysis comprises over 14 years of hourly system load data from the Dayton zone of the PJM Interconnection, offering a rich, high-volume foundation for advanced time-series analysis.</w:t>
+      </w:r>
+    </w:p>
+    <w:p>
+      <w:pPr>
+        <w:spacing w:after="120"/>
+        <w:jc w:val="both"/>
+      </w:pPr>
+      <w:r>
+        <w:t>To rigorously test the models, we evaluate three distinct computational approaches:</w:t>
+      </w:r>
+    </w:p>
+    <w:p>
+      <w:pPr>
+        <w:spacing w:after="120"/>
+        <w:ind w:left="360"/>
+        <w:jc w:val="both"/>
+      </w:pPr>
+      <w:r>
+        <w:t>1) </w:t>
+      </w:r>
+      <w:r>
+        <w:rPr>
+          <w:b/>
+          <w:bCs/>
+        </w:rPr>
+        <w:t>Tree-Based Regressors:</w:t>
+      </w:r>
+      <w:r>
+        <w:t xml:space="preserve"> Random Forest, </w:t>
+      </w:r>
+      <w:proofErr w:type="spellStart"/>
+      <w:r>
+        <w:t>XGBoost</w:t>
+      </w:r>
+      <w:proofErr w:type="spellEnd"/>
+      <w:r>
+        <w:t xml:space="preserve">, and </w:t>
+      </w:r>
+      <w:proofErr w:type="spellStart"/>
+      <w:r>
+        <w:t>LightGBM</w:t>
+      </w:r>
+      <w:proofErr w:type="spellEnd"/>
+      <w:r>
+        <w:t>, which rely heavily on meticulously engineered temporal and lag features.</w:t>
+      </w:r>
+    </w:p>
+    <w:p>
+      <w:pPr>
+        <w:spacing w:after="120"/>
+        <w:ind w:left="360"/>
+        <w:jc w:val="both"/>
+      </w:pPr>
+      <w:r>
+        <w:t>2) </w:t>
+      </w:r>
+      <w:r>
+        <w:rPr>
+          <w:b/>
+          <w:bCs/>
+        </w:rPr>
+        <w:t>Statistical Approaches:</w:t>
+      </w:r>
+      <w:r>
+        <w:t xml:space="preserve"> Facebook Prophet, designed to model additive </w:t>
+      </w:r>
+      <w:proofErr w:type="spellStart"/>
+      <w:r>
+        <w:t>seasonalities</w:t>
+      </w:r>
+      <w:proofErr w:type="spellEnd"/>
+      <w:r>
+        <w:t xml:space="preserve"> and holiday effects.</w:t>
+      </w:r>
+    </w:p>
+    <w:p>
+      <w:pPr>
+        <w:spacing w:after="120"/>
+        <w:ind w:left="360"/>
+        <w:jc w:val="both"/>
+      </w:pPr>
+      <w:r>
+        <w:t>3) </w:t>
+      </w:r>
+      <w:r>
+        <w:rPr>
+          <w:b/>
+          <w:bCs/>
+        </w:rPr>
+        <w:t>Deep Learning:</w:t>
+      </w:r>
+      <w:r>
+        <w:t xml:space="preserve"> A Multivariate Long Short-Term Memory (LSTM) neural network, inherently designed to process and memorize sequential dependencies through a 24-hour lookback window. This architecture was subjected to rigorous optimization, utilizing extended training bounds (up to 1000 epochs) and extended patience thresholds to guarantee optimal weight convergence without overfitting.</w:t>
+      </w:r>
+    </w:p>
+    <w:p>
+      <w:pPr>
+        <w:spacing w:after="120"/>
+        <w:jc w:val="both"/>
+      </w:pPr>
+      <w:r>
+        <w:t xml:space="preserve">By enforcing strict chronological train-validation-test splits and avoiding standard </w:t>
+      </w:r>
+      <w:r>
+        <w:rPr>
+          <w:i/>
+          <w:iCs/>
+        </w:rPr>
+        <w:t>k</w:t>
+      </w:r>
+      <w:r>
+        <w:t>-fold cross-validation in favor of time-aware validation, this study ensures that all performance metrics reflect true future-predictive capabilities.</w:t>
+      </w:r>
+    </w:p>
+    <w:p>
+      <w:pPr>
+        <w:spacing w:after="120"/>
+        <w:jc w:val="both"/>
+      </w:pPr>
+      <w:r>
+        <w:t>The rest of this report is organized as follows: Section III covers data analysis and preprocessing; Section IV describes the methods, model architectures, and hyperparameter tuning; Section V presents test results; Section VI discusses implications and future work; and Section VII concludes.</w:t>
       </w:r>
     </w:p>
     <w:p>
@@ -278,7 +417,7 @@
           <w:sz w:val="20"/>
           <w:szCs w:val="20"/>
         </w:rPr>
-        <w:t>II. Introduction</w:t>
+        <w:t>III. Data Analysis and Data Preprocess</w:t>
       </w:r>
     </w:p>
     <w:p>
@@ -286,196 +425,6 @@
         <w:spacing w:after="120"/>
         <w:jc w:val="both"/>
         <w:rPr>
-          <w:vertAlign w:val="superscript"/>
-        </w:rPr>
-      </w:pPr>
-      <w:r>
-        <w:t xml:space="preserve">The stability and reliability of electrical power grids depend fundamentally on the precise matching of electricity generation with consumer demand in real-time. Because large-scale electrical energy storage remains economically and technologically constrained, Grid Operators and utility companies must accurately forecast load requirements to optimize resource allocation, schedule generator start-ups, and prevent catastrophic grid failures or costly over-generation. Consequently, short-term load forecasting </w:t>
-      </w:r>
-      <w:r>
-        <w:lastRenderedPageBreak/>
-        <w:t>(</w:t>
-      </w:r>
-      <w:proofErr w:type="gramStart"/>
-      <w:r>
-        <w:t>STLF)—</w:t>
-      </w:r>
-      <w:proofErr w:type="gramEnd"/>
-      <w:r>
-        <w:t>typically ranging from one hour to one week ahead—has become a heavily researched domain at the intersection of energy economics and data science.</w:t>
-      </w:r>
-      <w:r>
-        <w:rPr>
-          <w:vertAlign w:val="superscript"/>
-        </w:rPr>
-        <w:t>[1]</w:t>
-      </w:r>
-    </w:p>
-    <w:p>
-      <w:pPr>
-        <w:spacing w:after="120"/>
-        <w:jc w:val="both"/>
-      </w:pPr>
-      <w:r>
-        <w:t xml:space="preserve">Forecasting hourly energy consumption presents a unique set of challenges. The data is inherently nonlinear and exhibits complex, multi-layered </w:t>
-      </w:r>
-      <w:proofErr w:type="spellStart"/>
-      <w:r>
-        <w:t>seasonalities</w:t>
-      </w:r>
-      <w:proofErr w:type="spellEnd"/>
-      <w:r>
-        <w:t xml:space="preserve"> driven by daily human routines, weekly business cycles, and annual climatic shifts. Furthermore, energy load is highly autoregressive; the demand at any given hour is strongly correlated with the hours immediately preceding it, as well as the corresponding hour on previous days.</w:t>
-      </w:r>
-    </w:p>
-    <w:p>
-      <w:pPr>
-        <w:spacing w:after="120"/>
-        <w:jc w:val="both"/>
-      </w:pPr>
-      <w:r>
-        <w:t>This project investigates the efficacy of various machine learning and deep learning paradigms in capturing these complex temporal dynamics.</w:t>
-      </w:r>
-      <w:r>
-        <w:rPr>
-          <w:vertAlign w:val="superscript"/>
-        </w:rPr>
-        <w:t>[8]</w:t>
-      </w:r>
-      <w:r>
-        <w:t xml:space="preserve"> The primary objective is to build, optimize, and rigorously compare robust predictive models capable of one-hour-ahead load forecasting. The dataset under analysis comprises over 14 years of hourly system load data from the Dayton zone of the PJM Interconnection, offering a rich, high-volume foundation for advanced time-series analysis.</w:t>
-      </w:r>
-    </w:p>
-    <w:p>
-      <w:pPr>
-        <w:spacing w:after="120"/>
-        <w:jc w:val="both"/>
-      </w:pPr>
-      <w:r>
-        <w:t>To rigorously test the models, we evaluate three distinct computational approaches:</w:t>
-      </w:r>
-    </w:p>
-    <w:p>
-      <w:pPr>
-        <w:spacing w:after="120"/>
-        <w:ind w:left="360"/>
-        <w:jc w:val="both"/>
-      </w:pPr>
-      <w:r>
-        <w:t>1) </w:t>
-      </w:r>
-      <w:r>
-        <w:rPr>
-          <w:b/>
-          <w:bCs/>
-        </w:rPr>
-        <w:t>Tree-Based Regressors:</w:t>
-      </w:r>
-      <w:r>
-        <w:t xml:space="preserve"> Random Forest, XGBoost, and LightGBM, which rely heavily on meticulously engineered temporal and lag features.</w:t>
-      </w:r>
-    </w:p>
-    <w:p>
-      <w:pPr>
-        <w:spacing w:after="120"/>
-        <w:ind w:left="360"/>
-        <w:jc w:val="both"/>
-      </w:pPr>
-      <w:r>
-        <w:t>2) </w:t>
-      </w:r>
-      <w:r>
-        <w:rPr>
-          <w:b/>
-          <w:bCs/>
-        </w:rPr>
-        <w:t>Statistical Approaches:</w:t>
-      </w:r>
-      <w:r>
-        <w:t xml:space="preserve"> Facebook Prophet, designed to model additive </w:t>
-      </w:r>
-      <w:proofErr w:type="spellStart"/>
-      <w:r>
-        <w:t>seasonalities</w:t>
-      </w:r>
-      <w:proofErr w:type="spellEnd"/>
-      <w:r>
-        <w:t xml:space="preserve"> and holiday effects.</w:t>
-      </w:r>
-    </w:p>
-    <w:p>
-      <w:pPr>
-        <w:spacing w:after="120"/>
-        <w:ind w:left="360"/>
-        <w:jc w:val="both"/>
-      </w:pPr>
-      <w:r>
-        <w:t>3) </w:t>
-      </w:r>
-      <w:r>
-        <w:rPr>
-          <w:b/>
-          <w:bCs/>
-        </w:rPr>
-        <w:t>Deep Learning:</w:t>
-      </w:r>
-      <w:r>
-        <w:t xml:space="preserve"> A Multivariate Long Short-Term Memory (LSTM) neural network, inherently designed to process and memorize sequential dependencies through a 24-hour lookback window. This architecture was subjected to rigorous optimization, utilizing extended training bounds (up to 1000 epochs) and extended patience thresholds to guarantee optimal weight convergence without overfitting.</w:t>
-      </w:r>
-    </w:p>
-    <w:p>
-      <w:pPr>
-        <w:spacing w:after="120"/>
-        <w:jc w:val="both"/>
-      </w:pPr>
-      <w:r>
-        <w:t xml:space="preserve">By enforcing strict chronological train-validation-test splits and avoiding standard </w:t>
-      </w:r>
-      <w:r>
-        <w:rPr>
-          <w:i/>
-          <w:iCs/>
-        </w:rPr>
-        <w:t>k</w:t>
-      </w:r>
-      <w:r>
-        <w:t>-fold cross-validation in favor of time-aware validation, this study ensures that all performance metrics reflect true future-predictive capabilities.</w:t>
-      </w:r>
-    </w:p>
-    <w:p>
-      <w:pPr>
-        <w:spacing w:after="120"/>
-        <w:jc w:val="both"/>
-      </w:pPr>
-      <w:r>
-        <w:t>The rest of this report is organized as follows: Section III covers data analysis and preprocessing; Section IV describes the methods, model architectures, and hyperparameter tuning; Section V presents test results; Section VI discusses implications and future work; and Section VII concludes.</w:t>
-      </w:r>
-    </w:p>
-    <w:p>
-      <w:pPr>
-        <w:pStyle w:val="Heading1"/>
-        <w:spacing w:after="240"/>
-        <w:jc w:val="center"/>
-        <w:rPr>
-          <w:color w:val="auto"/>
-          <w:sz w:val="20"/>
-          <w:szCs w:val="20"/>
-        </w:rPr>
-      </w:pPr>
-      <w:r>
-        <w:rPr>
-          <w:color w:val="auto"/>
-          <w:sz w:val="20"/>
-          <w:szCs w:val="20"/>
-        </w:rPr>
-        <w:t>III. Data Analysis and Data Preprocess</w:t>
-      </w:r>
-    </w:p>
-    <w:p>
-      <w:pPr>
-        <w:spacing w:after="120"/>
-        <w:jc w:val="both"/>
-        <w:rPr>
           <w:kern w:val="2"/>
           <w14:ligatures w14:val="standardContextual"/>
         </w:rPr>
@@ -501,14 +450,7 @@
           <w:kern w:val="2"/>
           <w14:ligatures w14:val="standardContextual"/>
         </w:rPr>
-        <w:t xml:space="preserve"> by the quality, structure, and chronological consistency of its underlying data. This section details the rigorous analytical and preprocessing pipeline </w:t>
-      </w:r>
-      <w:r>
-        <w:rPr>
-          <w:kern w:val="2"/>
-          <w14:ligatures w14:val="standardContextual"/>
-        </w:rPr>
-        <w:t>applied to the dataset prior to model training, ensuring the absolute prevention of data leakage and look-ahead bias.</w:t>
+        <w:t xml:space="preserve"> by the quality, structure, and chronological consistency of its underlying data. This section details the rigorous analytical and preprocessing pipeline applied to the dataset prior to model training, ensuring the absolute prevention of data leakage and look-ahead bias.</w:t>
       </w:r>
     </w:p>
     <w:p>
@@ -551,7 +493,14 @@
           <w:kern w:val="2"/>
           <w14:ligatures w14:val="standardContextual"/>
         </w:rPr>
-        <w:t>The dataset under analysis comprises historical electricity consumption records from the Dayton zone of the PJM Interconnection. It contains approximately 121,000 hourly observations spanning a 14-year period from October 1, 2004, to August 3, 2018. Initial exploratory diagnostics confirmed the absence of explicitly missing values (NaN or Null records) within the raw dataset. However, a chronological gap analysis revealed that while no NaN rows are present, the time series contains 25 missing hourly timestamps—instances where an entire hourly record is absent from the sequence. In practice, these gaps are sparse (25 out of 121,296 expected hours) and their impact is mitigated by the engineering of lag and rolling features, which inherently bridge short discontinuities. Additionally, structural inspection revealed an anomaly regarding chronological integrity: the first observation was recorded out of chronological order. In standard cross-sectional machine learning, row order is arbitrary; however, in time-series forecasting, sequential integrity is paramount. To rectify this and prevent any potential data leakage during subsequent autoregressive feature extraction, a strict chronological sort was applied based on the datetime index, establishing a monotonically increasing time axis.</w:t>
+        <w:t xml:space="preserve">The dataset under analysis comprises historical electricity consumption records from the Dayton zone of the PJM Interconnection. It contains approximately 121,000 hourly observations spanning a 14-year period from October 1, 2004, </w:t>
+      </w:r>
+      <w:r>
+        <w:rPr>
+          <w:kern w:val="2"/>
+          <w14:ligatures w14:val="standardContextual"/>
+        </w:rPr>
+        <w:t>to August 3, 2018. Initial exploratory diagnostics confirmed the absence of explicitly missing values (NaN or Null records) within the raw dataset. However, a chronological gap analysis revealed that while no NaN rows are present, the time series contains 25 missing hourly timestamps—instances where an entire hourly record is absent from the sequence. In practice, these gaps are sparse (25 out of 121,296 expected hours) and their impact is mitigated by the engineering of lag and rolling features, which inherently bridge short discontinuities. Additionally, structural inspection revealed an anomaly regarding chronological integrity: the first observation was recorded out of chronological order. In standard cross-sectional machine learning, row order is arbitrary; however, in time-series forecasting, sequential integrity is paramount. To rectify this and prevent any potential data leakage during subsequent autoregressive feature extraction, a strict chronological sort was applied based on the datetime index, establishing a monotonically increasing time axis.</w:t>
       </w:r>
     </w:p>
     <w:p>
@@ -2553,7 +2502,15 @@
         <w:t>[4]</w:t>
       </w:r>
       <w:r>
-        <w:t xml:space="preserve"> XGBoost applies strict L1 and L2 regularization penalties, significantly enhancing generalization on complex, noisy tabular data.</w:t>
+        <w:t xml:space="preserve"> </w:t>
+      </w:r>
+      <w:proofErr w:type="spellStart"/>
+      <w:r>
+        <w:t>XGBoost</w:t>
+      </w:r>
+      <w:proofErr w:type="spellEnd"/>
+      <w:r>
+        <w:t xml:space="preserve"> applies strict L1 and L2 regularization penalties, significantly enhancing generalization on complex, noisy tabular data.</w:t>
       </w:r>
     </w:p>
     <w:p/>
@@ -2565,12 +2522,21 @@
           <w:numId w:val="7"/>
         </w:numPr>
       </w:pPr>
+      <w:proofErr w:type="spellStart"/>
       <w:r>
         <w:rPr>
           <w:b/>
           <w:bCs/>
         </w:rPr>
-        <w:t>LightGBM:</w:t>
+        <w:t>LightGBM</w:t>
+      </w:r>
+      <w:proofErr w:type="spellEnd"/>
+      <w:r>
+        <w:rPr>
+          <w:b/>
+          <w:bCs/>
+        </w:rPr>
+        <w:t>:</w:t>
       </w:r>
       <w:r>
         <w:t xml:space="preserve"> A gradient boosting framework designed for high-dimensional efficiency.</w:t>
@@ -2582,7 +2548,15 @@
         <w:t>[5]</w:t>
       </w:r>
       <w:r>
-        <w:t xml:space="preserve"> Unlike traditional algorithms that utilize depth-wise tree growth, LightGBM employs a leaf-wise (best-first) growth strategy coupled with gradient-based one-side sampling (GOSS), resulting in faster convergence and lower memory consumption.</w:t>
+        <w:t xml:space="preserve"> Unlike traditional algorithms that utilize depth-wise tree growth, </w:t>
+      </w:r>
+      <w:proofErr w:type="spellStart"/>
+      <w:r>
+        <w:t>LightGBM</w:t>
+      </w:r>
+      <w:proofErr w:type="spellEnd"/>
+      <w:r>
+        <w:t xml:space="preserve"> employs a leaf-wise (best-first) growth strategy coupled with gradient-based one-side sampling (GOSS), resulting in faster convergence and lower memory consumption.</w:t>
       </w:r>
     </w:p>
     <w:p>
@@ -3188,6 +3162,7 @@
                 <w:szCs w:val="14"/>
               </w:rPr>
             </w:pPr>
+            <w:proofErr w:type="spellStart"/>
             <w:r>
               <w:rPr>
                 <w:b/>
@@ -3198,6 +3173,7 @@
               </w:rPr>
               <w:t>XGBoost</w:t>
             </w:r>
+            <w:proofErr w:type="spellEnd"/>
           </w:p>
         </w:tc>
         <w:tc>
@@ -3647,6 +3623,7 @@
                 <w:szCs w:val="14"/>
               </w:rPr>
             </w:pPr>
+            <w:proofErr w:type="spellStart"/>
             <w:r>
               <w:rPr>
                 <w:b/>
@@ -3657,6 +3634,7 @@
               </w:rPr>
               <w:t>LightGBM</w:t>
             </w:r>
+            <w:proofErr w:type="spellEnd"/>
           </w:p>
         </w:tc>
         <w:tc>
@@ -4164,7 +4142,23 @@
     <w:p/>
     <w:p>
       <w:r>
-        <w:t xml:space="preserve">The hyperparameter search spaces were strategically defined to balance model representational capacity with computational efficiency. For the boosting architectures, namely XGBoost and LightGBM, a more extensive range of tree depths and learning rates was explored to effectively capture the complex, non-linear patterns and high-frequency dependencies inherent in hourly load data. Conversely, the search space for the Random Forest regressor was bounded, with the number of estimators limited to 600, to mitigate significant computational overhead and prevent diminishing returns in ensemble stability. By employing </w:t>
+        <w:t xml:space="preserve">The hyperparameter search spaces were strategically defined to balance model representational capacity with computational efficiency. For the boosting architectures, namely </w:t>
+      </w:r>
+      <w:proofErr w:type="spellStart"/>
+      <w:r>
+        <w:t>XGBoost</w:t>
+      </w:r>
+      <w:proofErr w:type="spellEnd"/>
+      <w:r>
+        <w:t xml:space="preserve"> and </w:t>
+      </w:r>
+      <w:proofErr w:type="spellStart"/>
+      <w:r>
+        <w:t>LightGBM</w:t>
+      </w:r>
+      <w:proofErr w:type="spellEnd"/>
+      <w:r>
+        <w:t xml:space="preserve">, a more extensive range of tree depths and learning rates was explored to effectively capture the complex, non-linear patterns and high-frequency dependencies inherent in hourly load data. Conversely, the search space for the Random Forest regressor was bounded, with the number of estimators limited to 600, to mitigate significant computational overhead and prevent diminishing returns in ensemble stability. By employing </w:t>
       </w:r>
       <w:proofErr w:type="spellStart"/>
       <w:r>
@@ -6336,9 +6330,6 @@
       </w:r>
     </w:p>
     <w:p/>
-    <w:p/>
-    <w:p/>
-    <w:p/>
     <w:p>
       <w:pPr>
         <w:pStyle w:val="Caption"/>
@@ -6355,6 +6346,7 @@
           <w:sz w:val="16"/>
           <w:szCs w:val="16"/>
         </w:rPr>
+        <w:lastRenderedPageBreak/>
         <w:t xml:space="preserve">Table </w:t>
       </w:r>
       <w:r>
@@ -7329,10 +7321,10 @@
     <w:p/>
     <w:p>
       <w:r>
-        <w:t xml:space="preserve">To fully exploit the network's capacity without risking catastrophic overfitting, an aggressive training protocol was established. The model was configured with an absolute maximum limit of 1000 training epochs. However, to ensure optimal generalization, a robust Early Stopping mechanism was integrated with a patience threshold of 50 epochs. Under this protocol, the network's validation loss was continuously monitored; if the validation loss failed to decrease for 50 consecutive epochs, the training cycle was automatically terminated, and the model reverted to the weights of the best-performing epoch, and the overall convergence process </w:t>
-      </w:r>
-      <w:r>
-        <w:t>is illustrated in Fig. 7.This optimal balance of extended learning capacity and strict early regularization ultimately drove the LSTM to achieve peak predictive performance.</w:t>
+        <w:t xml:space="preserve">To fully exploit the network's capacity without risking catastrophic overfitting, an aggressive training protocol was established. The model was configured with an absolute maximum limit of 1000 training epochs. However, to ensure optimal generalization, a robust Early Stopping mechanism was integrated with a patience threshold of 50 epochs. Under this protocol, the network's validation loss was continuously monitored; if the validation loss failed to decrease for 50 consecutive epochs, the training cycle was automatically terminated, and the model reverted to the weights of the best-performing epoch, and the overall convergence process is illustrated in Fig. 7.This optimal balance of extended </w:t>
+      </w:r>
+      <w:r>
+        <w:t>learning capacity and strict early regularization ultimately drove the LSTM to achieve peak predictive performance.</w:t>
       </w:r>
     </w:p>
     <w:p/>
@@ -9230,6 +9222,7 @@
                 <w:szCs w:val="16"/>
               </w:rPr>
             </w:pPr>
+            <w:proofErr w:type="spellStart"/>
             <w:r>
               <w:rPr>
                 <w:color w:val="000000"/>
@@ -9238,6 +9231,7 @@
               </w:rPr>
               <w:t>LightGBM</w:t>
             </w:r>
+            <w:proofErr w:type="spellEnd"/>
           </w:p>
         </w:tc>
         <w:tc>
@@ -9385,6 +9379,7 @@
                 <w:szCs w:val="16"/>
               </w:rPr>
             </w:pPr>
+            <w:proofErr w:type="spellStart"/>
             <w:r>
               <w:rPr>
                 <w:color w:val="000000"/>
@@ -9393,6 +9388,7 @@
               </w:rPr>
               <w:t>XGBoost</w:t>
             </w:r>
+            <w:proofErr w:type="spellEnd"/>
           </w:p>
         </w:tc>
         <w:tc>
@@ -9540,6 +9536,7 @@
                 <w:szCs w:val="16"/>
               </w:rPr>
             </w:pPr>
+            <w:proofErr w:type="spellStart"/>
             <w:r>
               <w:rPr>
                 <w:color w:val="000000"/>
@@ -9548,6 +9545,7 @@
               </w:rPr>
               <w:t>RandomForest</w:t>
             </w:r>
+            <w:proofErr w:type="spellEnd"/>
           </w:p>
         </w:tc>
         <w:tc>
@@ -10171,7 +10169,23 @@
         <w:t>Multi-Model Comparison (Last 14 Days):</w:t>
       </w:r>
       <w:r>
-        <w:t xml:space="preserve"> In Fig. 9, a zoom-in on the final two weeks of the test set reveals that while tree-based models (LightGBM and XGBoost) successfully capture the general periodic trend, they struggle with the magnitude of peak-demand spikes. The LSTM, however, demonstrates superior amplitude tracking, particularly during the high-load midday periods.</w:t>
+        <w:t xml:space="preserve"> In Fig. 9, a zoom-in on the final two weeks of the test set reveals that while tree-based models (</w:t>
+      </w:r>
+      <w:proofErr w:type="spellStart"/>
+      <w:r>
+        <w:t>LightGBM</w:t>
+      </w:r>
+      <w:proofErr w:type="spellEnd"/>
+      <w:r>
+        <w:t xml:space="preserve"> and </w:t>
+      </w:r>
+      <w:proofErr w:type="spellStart"/>
+      <w:r>
+        <w:t>XGBoost</w:t>
+      </w:r>
+      <w:proofErr w:type="spellEnd"/>
+      <w:r>
+        <w:t>) successfully capture the general periodic trend, they struggle with the magnitude of peak-demand spikes. The LSTM, however, demonstrates superior amplitude tracking, particularly during the high-load midday periods.</w:t>
       </w:r>
     </w:p>
     <w:p/>
@@ -10284,7 +10298,43 @@
           <w:sz w:val="16"/>
           <w:szCs w:val="16"/>
         </w:rPr>
-        <w:t xml:space="preserve"> Comparative analysis of forecast trajectories for all five evaluated paradigms (LSTM, LightGBM, XGBoost, Random Forest, and Prophet) against the actual test data. The visualization highlights the significant predictive advantage of the sequence-aware LSTM architecture over traditional tree-based ensembles and additive statistical models.</w:t>
+        <w:t xml:space="preserve"> Comparative analysis of forecast trajectories for all five evaluated paradigms (LSTM, </w:t>
+      </w:r>
+      <w:proofErr w:type="spellStart"/>
+      <w:r>
+        <w:rPr>
+          <w:color w:val="auto"/>
+          <w:sz w:val="16"/>
+          <w:szCs w:val="16"/>
+        </w:rPr>
+        <w:t>LightGBM</w:t>
+      </w:r>
+      <w:proofErr w:type="spellEnd"/>
+      <w:r>
+        <w:rPr>
+          <w:color w:val="auto"/>
+          <w:sz w:val="16"/>
+          <w:szCs w:val="16"/>
+        </w:rPr>
+        <w:t xml:space="preserve">, </w:t>
+      </w:r>
+      <w:proofErr w:type="spellStart"/>
+      <w:r>
+        <w:rPr>
+          <w:color w:val="auto"/>
+          <w:sz w:val="16"/>
+          <w:szCs w:val="16"/>
+        </w:rPr>
+        <w:t>XGBoost</w:t>
+      </w:r>
+      <w:proofErr w:type="spellEnd"/>
+      <w:r>
+        <w:rPr>
+          <w:color w:val="auto"/>
+          <w:sz w:val="16"/>
+          <w:szCs w:val="16"/>
+        </w:rPr>
+        <w:t>, Random Forest, and Prophet) against the actual test data. The visualization highlights the significant predictive advantage of the sequence-aware LSTM architecture over traditional tree-based ensembles and additive statistical models.</w:t>
       </w:r>
     </w:p>
     <w:p>
@@ -10303,7 +10353,15 @@
         <w:t>Paradigm Deviation:</w:t>
       </w:r>
       <w:r>
-        <w:t xml:space="preserve"> Fig. 10 highlights the structural differences in error distribution. The tree-based ensembles exhibit "steppy" prediction patterns characteristic of recursive partitioning, whereas the LSTM produces smooth, continuous curves that more accurately mirror the physics of grid consumption.</w:t>
+        <w:t xml:space="preserve"> Fig. 10 highlights the structural differences in error distribution. The tree-based ensembles exhibit "</w:t>
+      </w:r>
+      <w:proofErr w:type="spellStart"/>
+      <w:r>
+        <w:t>steppy</w:t>
+      </w:r>
+      <w:proofErr w:type="spellEnd"/>
+      <w:r>
+        <w:t>" prediction patterns characteristic of recursive partitioning, whereas the LSTM produces smooth, continuous curves that more accurately mirror the physics of grid consumption.</w:t>
       </w:r>
     </w:p>
     <w:p/>
@@ -10457,7 +10515,15 @@
         </m:sSub>
       </m:oMath>
       <w:r>
-        <w:t xml:space="preserve"> (the 24-hour moving average) are the most influential predictors for the GBDT architectures. This demonstrates that while LSTMs learn these temporal dependencies implicitly through hidden states, tree-based models require explicit engineering of these autoregressive relationships to compensate for their lack of inherent sequence memory. By utilizing the shift operation to prevent look-ahead bias, these features provided the tree-based models with a robust, though less precise, approximation of the grid's temporal momentum.</w:t>
+        <w:t xml:space="preserve"> (the 24-hour moving average) are the most influential predictors for the GBDT architectures. This demonstrates that while LSTMs learn these temporal dependencies implicitly through hidden states, tree-based models require explicit engineering of these autoregressive relationships to compensate for their lack of inherent sequence memory. By utilizing the shift operation to prevent look-ahead bias, these features provided the tree-based models with a robust, though less precise, approximation of the grid's t</w:t>
+      </w:r>
+      <w:proofErr w:type="spellStart"/>
+      <w:r>
+        <w:t>emporal</w:t>
+      </w:r>
+      <w:proofErr w:type="spellEnd"/>
+      <w:r>
+        <w:t xml:space="preserve"> momentum.</w:t>
       </w:r>
     </w:p>
     <w:p/>
@@ -10571,7 +10637,25 @@
           <w:sz w:val="16"/>
           <w:szCs w:val="16"/>
         </w:rPr>
-        <w:t xml:space="preserve"> Per-paradigm performance breakdown illustrating the predictive fit of the representative models from each category: LightGBM (Gradient Boosting), Prophet (Statistical), and LSTM (Deep Learning). The multi-panel comparison explicitly visualizes the discrepancy in capturing operational variance across different modeling philosophies.</w:t>
+        <w:t xml:space="preserve"> Per-paradigm performance breakdown illustrating the predictive fit of the representative models from each category: </w:t>
+      </w:r>
+      <w:proofErr w:type="spellStart"/>
+      <w:r>
+        <w:rPr>
+          <w:color w:val="auto"/>
+          <w:sz w:val="16"/>
+          <w:szCs w:val="16"/>
+        </w:rPr>
+        <w:t>LightGBM</w:t>
+      </w:r>
+      <w:proofErr w:type="spellEnd"/>
+      <w:r>
+        <w:rPr>
+          <w:color w:val="auto"/>
+          <w:sz w:val="16"/>
+          <w:szCs w:val="16"/>
+        </w:rPr>
+        <w:t xml:space="preserve"> (Gradient Boosting), Prophet (Statistical), and LSTM (Deep Learning). The multi-panel comparison explicitly visualizes the discrepancy in capturing operational variance across different modeling philosophies.</w:t>
       </w:r>
     </w:p>
     <w:p>
@@ -10624,7 +10708,15 @@
     </w:p>
     <w:p>
       <w:r>
-        <w:t>The decisive victory of the Multivariate LSTM over the LightGBM ensemble (</w:t>
+        <w:t xml:space="preserve">The decisive victory of the Multivariate LSTM over the </w:t>
+      </w:r>
+      <w:proofErr w:type="spellStart"/>
+      <w:r>
+        <w:t>LightGBM</w:t>
+      </w:r>
+      <w:proofErr w:type="spellEnd"/>
+      <w:r>
+        <w:t xml:space="preserve"> ensemble (</w:t>
       </w:r>
       <m:oMath>
         <m:sSup>
@@ -10704,7 +10796,15 @@
     <w:p/>
     <w:p>
       <w:r>
-        <w:t>In contrast, the LSTM’s gated mechanisms—specifically the "Forget" and "Input" gates—allow the model to maintain a persistent hidden state that evolves over the 24-hour sequence window. This enables the model to internalize the "momentum" of the grid's load transitions. Where LightGBM sees a set of independent features, the LSTM sees a continuous manifold of energy demand, allowing it to produce the smooth, continuous prediction curves observed in the visual overlap analysis.</w:t>
+        <w:t xml:space="preserve">In contrast, the LSTM’s gated mechanisms—specifically the "Forget" and "Input" gates—allow the model to maintain a persistent hidden state that evolves over the 24-hour sequence window. This enables the model to internalize the "momentum" of the grid's load transitions. Where </w:t>
+      </w:r>
+      <w:proofErr w:type="spellStart"/>
+      <w:r>
+        <w:t>LightGBM</w:t>
+      </w:r>
+      <w:proofErr w:type="spellEnd"/>
+      <w:r>
+        <w:t xml:space="preserve"> sees a set of independent features, the LSTM sees a continuous manifold of energy demand, allowing it to produce the smooth, continuous prediction curves observed in the visual overlap analysis.</w:t>
       </w:r>
     </w:p>
     <w:p/>
@@ -10818,7 +10918,25 @@
           <w:sz w:val="16"/>
           <w:szCs w:val="16"/>
         </w:rPr>
-        <w:t xml:space="preserve"> Top 15 feature importances extracted from the optimized LightGBM ensemble. The overwhelming dominance of engineered rolling statistics (</w:t>
+        <w:t xml:space="preserve"> Top 15 feature importances extracted from the optimized </w:t>
+      </w:r>
+      <w:proofErr w:type="spellStart"/>
+      <w:r>
+        <w:rPr>
+          <w:color w:val="auto"/>
+          <w:sz w:val="16"/>
+          <w:szCs w:val="16"/>
+        </w:rPr>
+        <w:t>LightGBM</w:t>
+      </w:r>
+      <w:proofErr w:type="spellEnd"/>
+      <w:r>
+        <w:rPr>
+          <w:color w:val="auto"/>
+          <w:sz w:val="16"/>
+          <w:szCs w:val="16"/>
+        </w:rPr>
+        <w:t xml:space="preserve"> ensemble. The overwhelming dominance of engineered rolling statistics (</w:t>
       </w:r>
       <m:oMath>
         <m:r>
@@ -11304,7 +11422,31 @@
       </w:r>
       <w:proofErr w:type="gramEnd"/>
       <w:r>
-        <w:t xml:space="preserve"> is the absolute performance winner, its deployment involves a non-trivial computational cost. The training protocol required up to 1000 epochs and a patience threshold of 50 to achieve convergence, necessitating significant GPU/CPU resources compared to the LightGBM model, which converged in a fraction of the time. In a real-world industrial setting, a Grid Operator must balance the need for the 0.83% MAPE provided by the LSTM with the infrastructure costs of maintaining deep learning pipelines. For less critical tertiary nodes, the "steppy" but faster predictions of LightGBM may suffice, but for primary regional dispatch, the LSTM’s accuracy is indispensable.</w:t>
+        <w:t xml:space="preserve"> is the absolute performance winner, its deployment involves a non-trivial computational cost. The training protocol required up to 1000 epochs and a patience threshold of 50 to achieve convergence, necessitating significant GPU/CPU resources compared to the </w:t>
+      </w:r>
+      <w:proofErr w:type="spellStart"/>
+      <w:r>
+        <w:t>LightGBM</w:t>
+      </w:r>
+      <w:proofErr w:type="spellEnd"/>
+      <w:r>
+        <w:t xml:space="preserve"> model, which converged in a fraction of the time. In a real-world industrial setting, a Grid Operator must balance the need for the 0.83% MAPE provided by the LSTM with the infrastructure costs of maintaining deep learning pipelines. For less critical tertiary nodes, the "</w:t>
+      </w:r>
+      <w:proofErr w:type="spellStart"/>
+      <w:r>
+        <w:t>steppy</w:t>
+      </w:r>
+      <w:proofErr w:type="spellEnd"/>
+      <w:r>
+        <w:t xml:space="preserve">" but faster predictions of </w:t>
+      </w:r>
+      <w:proofErr w:type="spellStart"/>
+      <w:r>
+        <w:t>LightGBM</w:t>
+      </w:r>
+      <w:proofErr w:type="spellEnd"/>
+      <w:r>
+        <w:t xml:space="preserve"> may suffice, but for primary regional dispatch, the LSTM’s accuracy is indispensable.</w:t>
       </w:r>
     </w:p>
     <w:p/>
@@ -11419,8 +11561,13 @@
       <w:r>
         <w:t xml:space="preserve"> Developing a hybrid CNN-LSTM or a Weighted Ensemble between </w:t>
       </w:r>
-      <w:r>
-        <w:t>LightGBM and LSTM could potentially combine the high-speed tabular processing of trees with the sequential memory of recurrent networks to create an even more robust forecasting engine.</w:t>
+      <w:proofErr w:type="spellStart"/>
+      <w:r>
+        <w:t>LightGBM</w:t>
+      </w:r>
+      <w:proofErr w:type="spellEnd"/>
+      <w:r>
+        <w:t xml:space="preserve"> and LSTM could potentially combine the high-speed tabular processing of trees with the sequential memory of recurrent networks to create an even more robust forecasting engine.</w:t>
       </w:r>
     </w:p>
     <w:p/>
@@ -11773,7 +11920,15 @@
         <w:jc w:val="both"/>
       </w:pPr>
       <w:r>
-        <w:t>[5] G. Ke et al., “LightGBM: A highly efficient gradient boosting decision tree,” in Advances in Neural Information Processing Systems (</w:t>
+        <w:t>[5] G. Ke et al., “</w:t>
+      </w:r>
+      <w:proofErr w:type="spellStart"/>
+      <w:r>
+        <w:t>LightGBM</w:t>
+      </w:r>
+      <w:proofErr w:type="spellEnd"/>
+      <w:r>
+        <w:t>: A highly efficient gradient boosting decision tree,” in Advances in Neural Information Processing Systems (</w:t>
       </w:r>
       <w:proofErr w:type="spellStart"/>
       <w:r>
